--- a/12_Problem12_360_Customer_Intelligence/reports/financial_impact_reporting_packaging/Customer_Intelligence_Financial_Impact_Report.docx
+++ b/12_Problem12_360_Customer_Intelligence/reports/financial_impact_reporting_packaging/Customer_Intelligence_Financial_Impact_Report.docx
@@ -42,6 +42,38 @@
     <w:p>
       <w:r>
         <w:t>Problem 12 composes four already-validated, already-priced real signals -- Problem 1's static PD, Problem 6's dynamic PD, Problem 9's propensity-to-cure (collections-eligible customers only), and Problem 10's risk-level/trend/action worklist -- into one real UNIFIED_RISK_SCORE and UNIFIED_RISK_GRADE per customer, covering 447,695 real customers. This technique is currently RECOMMENDED for production. Its two hard-gating KPIs are profile_completeness (PASS) and composite_non_inferiority (PASS with 95% bootstrap CI [-0.0040, -0.0032] on the gap between the composite's real 0.9590 holdout ROC-AUC and the best single upstream signal's 0.9626). Unlike every prior alerting/scoring problem in this platform, Problem 12's real financial value is not a second loss-prevention claim -- it is measured OPERATIONAL EFFICIENCY from collapsing four separate case lookups into one: an estimated $1,275,022 net benefit per monthly-equivalent cycle across the real 303,660-account active case load, for an estimated 0.0 months payback on a $45,000 implementation investment.</w:t>
+      </w:r>
+    </w:p>
+    <w:p>
+      <w:r>
+        <w:rPr>
+          <w:b/>
+        </w:rPr>
+        <w:t>Business Impact — Modeled Estimate, Not Audited Value</w:t>
+      </w:r>
+    </w:p>
+    <w:p>
+      <w:r>
+        <w:rPr>
+          <w:b w:val="0"/>
+        </w:rPr>
+        <w:t>The $1,275,022 estimated net benefit per cycle is a self-computed operational-efficiency model built under this report's own stated assumptions — it has not been audited by a third party or realized inside a live institution.</w:t>
+      </w:r>
+    </w:p>
+    <w:p>
+      <w:r>
+        <w:rPr>
+          <w:b/>
+        </w:rPr>
+        <w:t>Independent Audit Status</w:t>
+      </w:r>
+    </w:p>
+    <w:p>
+      <w:r>
+        <w:rPr>
+          <w:b w:val="0"/>
+        </w:rPr>
+        <w:t>This project was developed as an independent portfolio body of work and has not undergone formal validation, audit, or sign-off by a financial institution's model risk management (SR 11-7 or equivalent) function, a third-party auditor, or a regulator. All model outputs, risk metrics, and business-impact figures in this report are self-computed under the assumptions stated herein and have not been realized in a live production environment at a financial institution.</w:t>
       </w:r>
     </w:p>
     <w:p>
